--- a/문서/2021180044_황광진/황광진_작업일지_38.docx
+++ b/문서/2021180044_황광진/황광진_작업일지_38.docx
@@ -138,11 +138,6 @@
             </w:r>
           </w:p>
           <w:p>
-            <w:pPr>
-              <w:rPr>
-                <w:rFonts w:hint="eastAsia"/>
-              </w:rPr>
-            </w:pPr>
             <w:r>
               <w:t>202</w:t>
             </w:r>
@@ -257,11 +252,6 @@
       </w:tr>
     </w:tbl>
     <w:p>
-      <w:pPr>
-        <w:rPr>
-          <w:rFonts w:hint="eastAsia"/>
-        </w:rPr>
-      </w:pPr>
       <w:r>
         <w:rPr>
           <w:rFonts w:hint="eastAsia"/>
@@ -285,6 +275,9 @@
     </w:p>
     <w:p>
       <w:r>
+        <w:rPr>
+          <w:noProof/>
+        </w:rPr>
         <w:drawing>
           <wp:inline distT="0" distB="0" distL="0" distR="0" wp14:anchorId="163A32A8" wp14:editId="08192A4A">
             <wp:extent cx="5221541" cy="1905000"/>
@@ -344,13 +337,7 @@
         <w:t xml:space="preserve"> 방향을 절벽과 상단 지형중 한 곳만 따라가보니 그림자 발생</w:t>
       </w:r>
     </w:p>
-    <w:p>
-      <w:pPr>
-        <w:rPr>
-          <w:rFonts w:hint="eastAsia"/>
-        </w:rPr>
-      </w:pPr>
-    </w:p>
+    <w:p/>
     <w:p>
       <w:r>
         <w:rPr>
@@ -402,12 +389,10 @@
       </w:r>
     </w:p>
     <w:p>
-      <w:pPr>
+      <w:r>
         <w:rPr>
-          <w:rFonts w:hint="eastAsia"/>
+          <w:noProof/>
         </w:rPr>
-      </w:pPr>
-      <w:r>
         <w:drawing>
           <wp:inline distT="0" distB="0" distL="0" distR="0" wp14:anchorId="4B4CB312" wp14:editId="54EDFB66">
             <wp:extent cx="5187157" cy="2505075"/>
@@ -433,6 +418,197 @@
                     <a:xfrm>
                       <a:off x="0" y="0"/>
                       <a:ext cx="5194784" cy="2508758"/>
+                    </a:xfrm>
+                    <a:prstGeom prst="rect">
+                      <a:avLst/>
+                    </a:prstGeom>
+                  </pic:spPr>
+                </pic:pic>
+              </a:graphicData>
+            </a:graphic>
+          </wp:inline>
+        </w:drawing>
+      </w:r>
+    </w:p>
+    <w:p/>
+    <w:p>
+      <w:r>
+        <w:rPr>
+          <w:rFonts w:hint="eastAsia"/>
+        </w:rPr>
+        <w:t>3. 램프 아이템 몬스터 상호작용 추가</w:t>
+      </w:r>
+    </w:p>
+    <w:p>
+      <w:r>
+        <w:rPr>
+          <w:rFonts w:hint="eastAsia"/>
+        </w:rPr>
+        <w:t xml:space="preserve">사용 시 추적 중이던 </w:t>
+      </w:r>
+      <w:proofErr w:type="spellStart"/>
+      <w:r>
+        <w:rPr>
+          <w:rFonts w:hint="eastAsia"/>
+        </w:rPr>
+        <w:t>몬스터들</w:t>
+      </w:r>
+      <w:proofErr w:type="spellEnd"/>
+      <w:r>
+        <w:rPr>
+          <w:rFonts w:hint="eastAsia"/>
+        </w:rPr>
+        <w:t xml:space="preserve"> 배회 상태로 변경 및 15초간 </w:t>
+      </w:r>
+      <w:proofErr w:type="gramStart"/>
+      <w:r>
+        <w:rPr>
+          <w:rFonts w:hint="eastAsia"/>
+        </w:rPr>
+        <w:t>감지 되지</w:t>
+      </w:r>
+      <w:proofErr w:type="gramEnd"/>
+      <w:r>
+        <w:rPr>
+          <w:rFonts w:hint="eastAsia"/>
+        </w:rPr>
+        <w:t xml:space="preserve"> 않음</w:t>
+      </w:r>
+    </w:p>
+    <w:p>
+      <w:pPr>
+        <w:rPr>
+          <w:rFonts w:hint="eastAsia"/>
+        </w:rPr>
+      </w:pPr>
+      <w:r>
+        <w:rPr>
+          <w:rFonts w:hint="eastAsia"/>
+        </w:rPr>
+        <w:t>+ 광기 게이지 감소</w:t>
+      </w:r>
+    </w:p>
+    <w:p>
+      <w:pPr>
+        <w:rPr>
+          <w:rFonts w:hint="eastAsia"/>
+        </w:rPr>
+      </w:pPr>
+      <w:r>
+        <w:rPr>
+          <w:rFonts w:hint="eastAsia"/>
+        </w:rPr>
+        <w:t xml:space="preserve">이후에 </w:t>
+      </w:r>
+      <w:proofErr w:type="spellStart"/>
+      <w:r>
+        <w:rPr>
+          <w:rFonts w:hint="eastAsia"/>
+        </w:rPr>
+        <w:t>쿨타임</w:t>
+      </w:r>
+      <w:proofErr w:type="spellEnd"/>
+      <w:r>
+        <w:rPr>
+          <w:rFonts w:hint="eastAsia"/>
+        </w:rPr>
+        <w:t xml:space="preserve"> 및 전 범위 몬스터가 아니게 수정할 예정</w:t>
+      </w:r>
+    </w:p>
+    <w:p>
+      <w:pPr>
+        <w:rPr>
+          <w:rFonts w:hint="eastAsia"/>
+        </w:rPr>
+      </w:pPr>
+      <w:r>
+        <w:rPr>
+          <w:rFonts w:hint="eastAsia"/>
+        </w:rPr>
+        <w:lastRenderedPageBreak/>
+        <w:t>4</w:t>
+      </w:r>
+      <w:r>
+        <w:rPr>
+          <w:rFonts w:hint="eastAsia"/>
+        </w:rPr>
+        <w:t xml:space="preserve">. 몬스터 </w:t>
+      </w:r>
+      <w:proofErr w:type="spellStart"/>
+      <w:r>
+        <w:rPr>
+          <w:rFonts w:hint="eastAsia"/>
+        </w:rPr>
+        <w:t>스폰</w:t>
+      </w:r>
+      <w:proofErr w:type="spellEnd"/>
+      <w:r>
+        <w:rPr>
+          <w:rFonts w:hint="eastAsia"/>
+        </w:rPr>
+        <w:t xml:space="preserve"> </w:t>
+      </w:r>
+      <w:proofErr w:type="gramStart"/>
+      <w:r>
+        <w:rPr>
+          <w:rFonts w:hint="eastAsia"/>
+        </w:rPr>
+        <w:t>개선 :</w:t>
+      </w:r>
+      <w:proofErr w:type="gramEnd"/>
+      <w:r>
+        <w:rPr>
+          <w:rFonts w:hint="eastAsia"/>
+        </w:rPr>
+        <w:t xml:space="preserve"> 절벽과 연동하여서 앞쪽에만 </w:t>
+      </w:r>
+      <w:proofErr w:type="spellStart"/>
+      <w:r>
+        <w:rPr>
+          <w:rFonts w:hint="eastAsia"/>
+        </w:rPr>
+        <w:t>스폰되게</w:t>
+      </w:r>
+      <w:proofErr w:type="spellEnd"/>
+      <w:r>
+        <w:rPr>
+          <w:rFonts w:hint="eastAsia"/>
+        </w:rPr>
+        <w:t xml:space="preserve"> 변경</w:t>
+      </w:r>
+    </w:p>
+    <w:p>
+      <w:pPr>
+        <w:rPr>
+          <w:rFonts w:hint="eastAsia"/>
+        </w:rPr>
+      </w:pPr>
+      <w:r>
+        <w:drawing>
+          <wp:inline distT="0" distB="0" distL="0" distR="0" wp14:anchorId="24DE0088" wp14:editId="559FD3CB">
+            <wp:extent cx="5731510" cy="5785485"/>
+            <wp:effectExtent l="0" t="0" r="2540" b="5715"/>
+            <wp:docPr id="1726593044" name="그림 1" descr="눈, 예술이(가) 표시된 사진&#10;&#10;자동 생성된 설명"/>
+            <wp:cNvGraphicFramePr>
+              <a:graphicFrameLocks xmlns:a="http://schemas.openxmlformats.org/drawingml/2006/main" noChangeAspect="1"/>
+            </wp:cNvGraphicFramePr>
+            <a:graphic xmlns:a="http://schemas.openxmlformats.org/drawingml/2006/main">
+              <a:graphicData uri="http://schemas.openxmlformats.org/drawingml/2006/picture">
+                <pic:pic xmlns:pic="http://schemas.openxmlformats.org/drawingml/2006/picture">
+                  <pic:nvPicPr>
+                    <pic:cNvPr id="1726593044" name="그림 1" descr="눈, 예술이(가) 표시된 사진&#10;&#10;자동 생성된 설명"/>
+                    <pic:cNvPicPr/>
+                  </pic:nvPicPr>
+                  <pic:blipFill>
+                    <a:blip r:embed="rId9"/>
+                    <a:stretch>
+                      <a:fillRect/>
+                    </a:stretch>
+                  </pic:blipFill>
+                  <pic:spPr>
+                    <a:xfrm>
+                      <a:off x="0" y="0"/>
+                      <a:ext cx="5731510" cy="5785485"/>
                     </a:xfrm>
                     <a:prstGeom prst="rect">
                       <a:avLst/>
@@ -583,11 +759,6 @@
             <w:tcW w:w="2254" w:type="dxa"/>
           </w:tcPr>
           <w:p>
-            <w:pPr>
-              <w:rPr>
-                <w:rFonts w:hint="eastAsia"/>
-              </w:rPr>
-            </w:pPr>
             <w:r>
               <w:rPr>
                 <w:rFonts w:hint="eastAsia"/>
@@ -685,7 +856,6 @@
                 <w:rFonts w:hint="eastAsia"/>
                 <w:b/>
               </w:rPr>
-              <w:lastRenderedPageBreak/>
               <w:t xml:space="preserve">다음주 </w:t>
             </w:r>
             <w:proofErr w:type="spellStart"/>
@@ -726,6 +896,7 @@
                 <w:rFonts w:hint="eastAsia"/>
                 <w:b/>
               </w:rPr>
+              <w:lastRenderedPageBreak/>
               <w:t>지도 교수</w:t>
             </w:r>
           </w:p>
@@ -761,7 +932,7 @@
     </w:tbl>
     <w:p/>
     <w:sectPr>
-      <w:headerReference w:type="default" r:id="rId9"/>
+      <w:headerReference w:type="default" r:id="rId10"/>
       <w:pgSz w:w="11906" w:h="16838"/>
       <w:pgMar w:top="1701" w:right="1440" w:bottom="1440" w:left="1440" w:header="851" w:footer="992" w:gutter="0"/>
       <w:cols w:space="720"/>
